--- a/assets/Joshua Ayebale_CS_Student_Dev.docx
+++ b/assets/Joshua Ayebale_CS_Student_Dev.docx
@@ -4,445 +4,463 @@
   <w:body>
     <w:p>
       <w:pPr>
-        <w:jc w:val="center"/>
-        <w:rPr>
-          <w:sz w:val="52"/>
-          <w:szCs w:val="52"/>
-        </w:rPr>
-      </w:pPr>
-      <w:r>
-        <w:rPr>
-          <w:sz w:val="52"/>
-          <w:szCs w:val="52"/>
-        </w:rPr>
-        <w:t>Joshua Ayebale</w:t>
-      </w:r>
-    </w:p>
-    <w:p>
-      <w:pPr>
-        <w:jc w:val="center"/>
-        <w:rPr>
-          <w:sz w:val="28"/>
-          <w:szCs w:val="28"/>
-        </w:rPr>
-      </w:pPr>
-      <w:r>
-        <w:rPr>
-          <w:sz w:val="28"/>
-          <w:szCs w:val="28"/>
-        </w:rPr>
-        <w:t xml:space="preserve">+256-784-778551 | </w:t>
-      </w:r>
-      <w:hyperlink r:id="rId5" w:history="1">
-        <w:r>
-          <w:rPr>
-            <w:rStyle w:val="Hyperlink"/>
-            <w:sz w:val="28"/>
-            <w:szCs w:val="28"/>
-          </w:rPr>
-          <w:t>ayebalejoshua003@gmail.com</w:t>
-        </w:r>
-      </w:hyperlink>
-      <w:r>
-        <w:rPr>
-          <w:sz w:val="28"/>
-          <w:szCs w:val="28"/>
-        </w:rPr>
-        <w:t xml:space="preserve"> | linkedin.com/in/ayebale-joshua</w:t>
-      </w:r>
-      <w:r>
-        <w:rPr>
-          <w:sz w:val="28"/>
-          <w:szCs w:val="28"/>
-        </w:rPr>
-        <w:t>-b50688388</w:t>
-      </w:r>
-      <w:r>
-        <w:rPr>
-          <w:sz w:val="28"/>
-          <w:szCs w:val="28"/>
-        </w:rPr>
-        <w:t xml:space="preserve"> | github.com/Ayebale-Joshua</w:t>
-      </w:r>
-    </w:p>
-    <w:p>
-      <w:pPr>
-        <w:rPr>
-          <w:sz w:val="24"/>
-          <w:szCs w:val="24"/>
-        </w:rPr>
-      </w:pPr>
-    </w:p>
-    <w:p>
-      <w:pPr>
-        <w:rPr>
-          <w:b/>
-          <w:bCs/>
-          <w:sz w:val="28"/>
-          <w:szCs w:val="28"/>
-        </w:rPr>
-      </w:pPr>
-      <w:r>
-        <w:rPr>
-          <w:b/>
-          <w:bCs/>
-          <w:sz w:val="28"/>
-          <w:szCs w:val="28"/>
+        <w:rPr>
+          <w:b/>
+          <w:bCs/>
+          <w:sz w:val="36"/>
+          <w:szCs w:val="36"/>
+        </w:rPr>
+      </w:pPr>
+      <w:r>
+        <w:rPr>
+          <w:b/>
+          <w:bCs/>
+          <w:sz w:val="36"/>
+          <w:szCs w:val="36"/>
+        </w:rPr>
+        <w:t>JOSHUA AYEBALE</w:t>
+      </w:r>
+    </w:p>
+    <w:p>
+      <w:r>
+        <w:rPr>
+          <w:b/>
+          <w:bCs/>
+        </w:rPr>
+        <w:t>Gulu City, Uganda</w:t>
+      </w:r>
+      <w:r>
+        <w:t xml:space="preserve"> | </w:t>
+      </w:r>
+      <w:r>
+        <w:rPr>
+          <w:b/>
+          <w:bCs/>
+        </w:rPr>
+        <w:t>+256-784778551</w:t>
+      </w:r>
+      <w:r>
+        <w:t xml:space="preserve"> | </w:t>
+      </w:r>
+      <w:r>
+        <w:rPr>
+          <w:b/>
+          <w:bCs/>
+        </w:rPr>
+        <w:t>ayebalejoshua003@gmail.com</w:t>
+      </w:r>
+      <w:r>
+        <w:t xml:space="preserve"> | </w:t>
+      </w:r>
+      <w:r>
+        <w:rPr>
+          <w:b/>
+          <w:bCs/>
+        </w:rPr>
+        <w:t>LinkedIn:</w:t>
+      </w:r>
+      <w:r>
+        <w:rPr>
+          <w:b/>
+          <w:bCs/>
+        </w:rPr>
+        <w:t xml:space="preserve"> </w:t>
+      </w:r>
+      <w:r>
+        <w:t xml:space="preserve">Ayebale Joshua </w:t>
+      </w:r>
+    </w:p>
+    <w:p/>
+    <w:p>
+      <w:pPr>
+        <w:rPr>
+          <w:b/>
+          <w:bCs/>
+        </w:rPr>
+      </w:pPr>
+      <w:r>
+        <w:rPr>
+          <w:b/>
+          <w:bCs/>
+        </w:rPr>
+        <w:t>PROFESSIONAL SUMMARY</w:t>
+      </w:r>
+    </w:p>
+    <w:p>
+      <w:r>
+        <w:t xml:space="preserve">Dedicated Computer Science undergraduate at Gulu University, Linux enthusiast, full-stack developer, and lead technical consultant at J-Core Labs. Experienced in building scalable systems, mobile applications, embedded hardware prototypes, and providing professional IT infrastructure and technical support to academic and commercial clients. </w:t>
+      </w:r>
+    </w:p>
+    <w:p/>
+    <w:p>
+      <w:pPr>
+        <w:rPr>
+          <w:b/>
+          <w:bCs/>
+        </w:rPr>
+      </w:pPr>
+      <w:r>
+        <w:rPr>
+          <w:b/>
+          <w:bCs/>
         </w:rPr>
         <w:t>EDUCATION</w:t>
       </w:r>
     </w:p>
     <w:p>
-      <w:pPr>
-        <w:tabs>
-          <w:tab w:val="left" w:pos="2340"/>
-        </w:tabs>
-        <w:rPr>
-          <w:sz w:val="24"/>
-          <w:szCs w:val="24"/>
-        </w:rPr>
-      </w:pPr>
-      <w:r>
-        <w:rPr>
-          <w:sz w:val="24"/>
-          <w:szCs w:val="24"/>
-        </w:rPr>
-        <w:t>Gulu University</w:t>
-      </w:r>
-      <w:r>
-        <w:rPr>
-          <w:sz w:val="24"/>
-          <w:szCs w:val="24"/>
-        </w:rPr>
-        <w:tab/>
-      </w:r>
-      <w:r>
-        <w:rPr>
-          <w:sz w:val="24"/>
-          <w:szCs w:val="24"/>
-        </w:rPr>
-        <w:tab/>
-      </w:r>
-      <w:r>
-        <w:rPr>
-          <w:sz w:val="24"/>
-          <w:szCs w:val="24"/>
-        </w:rPr>
-        <w:tab/>
-      </w:r>
-      <w:r>
-        <w:rPr>
-          <w:sz w:val="24"/>
-          <w:szCs w:val="24"/>
-        </w:rPr>
-        <w:tab/>
-      </w:r>
-      <w:r>
-        <w:rPr>
-          <w:sz w:val="24"/>
-          <w:szCs w:val="24"/>
-        </w:rPr>
-        <w:tab/>
-      </w:r>
-      <w:r>
-        <w:rPr>
-          <w:sz w:val="24"/>
-          <w:szCs w:val="24"/>
-        </w:rPr>
-        <w:t>Gulu City, Uganda</w:t>
-      </w:r>
-    </w:p>
-    <w:p>
-      <w:pPr>
-        <w:ind w:firstLine="720"/>
+      <w:r>
+        <w:rPr>
+          <w:b/>
+          <w:bCs/>
+        </w:rPr>
+        <w:t>Bachelor of Computer Science (Undergraduate)</w:t>
+      </w:r>
+    </w:p>
+    <w:p>
+      <w:r>
         <w:rPr>
           <w:i/>
           <w:iCs/>
-          <w:sz w:val="24"/>
-          <w:szCs w:val="24"/>
-        </w:rPr>
-      </w:pPr>
+        </w:rPr>
+        <w:t>Gulu University, Gulu, Uganda</w:t>
+      </w:r>
+    </w:p>
+    <w:p>
       <w:r>
         <w:rPr>
           <w:i/>
           <w:iCs/>
-          <w:sz w:val="24"/>
-          <w:szCs w:val="24"/>
-        </w:rPr>
-        <w:t xml:space="preserve">Bachelor of Science in Computer science </w:t>
-      </w:r>
+        </w:rPr>
+        <w:t>Relevant Coursework:</w:t>
+      </w:r>
+      <w:r>
+        <w:t xml:space="preserve"> Data Structures &amp; Algorithms, Graph Theory, Digital Logic Design, Real-Time Systems, and Network Architecture. </w:t>
+      </w:r>
+    </w:p>
+    <w:p/>
+    <w:p>
+      <w:pPr>
+        <w:rPr>
+          <w:b/>
+          <w:bCs/>
+        </w:rPr>
+      </w:pPr>
+      <w:r>
+        <w:rPr>
+          <w:b/>
+          <w:bCs/>
+        </w:rPr>
+        <w:t>TECHNICAL SKILLS &amp; PROFICIENCIES</w:t>
+      </w:r>
+    </w:p>
+    <w:p>
+      <w:pPr>
+        <w:numPr>
+          <w:ilvl w:val="0"/>
+          <w:numId w:val="1"/>
+        </w:numPr>
+      </w:pPr>
+      <w:r>
+        <w:rPr>
+          <w:b/>
+          <w:bCs/>
+        </w:rPr>
+        <w:t>Programming Languages:</w:t>
+      </w:r>
+      <w:r>
+        <w:t xml:space="preserve"> Python (80%), JavaScript (85%), C / C++ (60%), Dart &amp; Flutter (45%), HTML5 / CSS3 (85%) </w:t>
+      </w:r>
+    </w:p>
+    <w:p>
+      <w:pPr>
+        <w:numPr>
+          <w:ilvl w:val="0"/>
+          <w:numId w:val="1"/>
+        </w:numPr>
+      </w:pPr>
+      <w:r>
+        <w:rPr>
+          <w:b/>
+          <w:bCs/>
+        </w:rPr>
+        <w:t>Databases &amp; Storage:</w:t>
+      </w:r>
+      <w:r>
+        <w:t xml:space="preserve"> SQL &amp; Relational Database Design (80%), SQLite3, Cloud &amp; Encrypted Local Storage </w:t>
+      </w:r>
+    </w:p>
+    <w:p>
+      <w:pPr>
+        <w:numPr>
+          <w:ilvl w:val="0"/>
+          <w:numId w:val="1"/>
+        </w:numPr>
+      </w:pPr>
+      <w:r>
+        <w:rPr>
+          <w:b/>
+          <w:bCs/>
+        </w:rPr>
+        <w:t>Systems &amp; Networking:</w:t>
+      </w:r>
+      <w:r>
+        <w:t xml:space="preserve"> Linux (Ubuntu Administration - 65%), Cisco Packet Tracer &amp; Networking Topologies (65%) </w:t>
+      </w:r>
+    </w:p>
+    <w:p>
+      <w:pPr>
+        <w:numPr>
+          <w:ilvl w:val="0"/>
+          <w:numId w:val="1"/>
+        </w:numPr>
+      </w:pPr>
+      <w:r>
+        <w:rPr>
+          <w:b/>
+          <w:bCs/>
+        </w:rPr>
+        <w:t>Tools &amp; Creative Design:</w:t>
+      </w:r>
+      <w:r>
+        <w:t xml:space="preserve"> Git, GitHub, VS Code, PyCharm, NumPy, Pandas, </w:t>
+      </w:r>
+      <w:proofErr w:type="spellStart"/>
+      <w:r>
+        <w:t>Penpot</w:t>
+      </w:r>
+      <w:proofErr w:type="spellEnd"/>
+      <w:r>
+        <w:t xml:space="preserve">, Alight Motion, </w:t>
+      </w:r>
+      <w:proofErr w:type="spellStart"/>
+      <w:r>
+        <w:t>Flipaclip</w:t>
+      </w:r>
+      <w:proofErr w:type="spellEnd"/>
+      <w:r>
+        <w:t xml:space="preserve"> (65%) </w:t>
+      </w:r>
+    </w:p>
+    <w:p/>
+    <w:p>
+      <w:pPr>
+        <w:rPr>
+          <w:b/>
+          <w:bCs/>
+        </w:rPr>
+      </w:pPr>
+    </w:p>
+    <w:p>
+      <w:pPr>
+        <w:rPr>
+          <w:b/>
+          <w:bCs/>
+        </w:rPr>
+      </w:pPr>
+    </w:p>
+    <w:p>
+      <w:pPr>
+        <w:rPr>
+          <w:b/>
+          <w:bCs/>
+        </w:rPr>
+      </w:pPr>
+    </w:p>
+    <w:p>
+      <w:pPr>
+        <w:rPr>
+          <w:b/>
+          <w:bCs/>
+        </w:rPr>
+      </w:pPr>
+    </w:p>
+    <w:p>
+      <w:pPr>
+        <w:rPr>
+          <w:b/>
+          <w:bCs/>
+        </w:rPr>
+      </w:pPr>
+      <w:r>
+        <w:rPr>
+          <w:b/>
+          <w:bCs/>
+        </w:rPr>
+        <w:lastRenderedPageBreak/>
+        <w:t>EXPERIENCE &amp; LEADERSHIP</w:t>
+      </w:r>
+    </w:p>
+    <w:p>
+      <w:r>
+        <w:rPr>
+          <w:b/>
+          <w:bCs/>
+        </w:rPr>
+        <w:t xml:space="preserve">Founder &amp; Lead Technical Consultant | J-Core Labs (Formerly </w:t>
+      </w:r>
+      <w:proofErr w:type="spellStart"/>
+      <w:r>
+        <w:rPr>
+          <w:b/>
+          <w:bCs/>
+        </w:rPr>
+        <w:t>UrbanByte</w:t>
+      </w:r>
+      <w:proofErr w:type="spellEnd"/>
+      <w:r>
+        <w:rPr>
+          <w:b/>
+          <w:bCs/>
+        </w:rPr>
+        <w:t>)</w:t>
+      </w:r>
+    </w:p>
+    <w:p>
       <w:r>
         <w:rPr>
           <w:i/>
           <w:iCs/>
-          <w:sz w:val="24"/>
-          <w:szCs w:val="24"/>
-        </w:rPr>
-        <w:tab/>
-        <w:t>August 2025 – 2028</w:t>
-      </w:r>
-    </w:p>
-    <w:p>
-      <w:pPr>
-        <w:rPr>
-          <w:sz w:val="24"/>
-          <w:szCs w:val="24"/>
-        </w:rPr>
-      </w:pPr>
-    </w:p>
-    <w:p>
-      <w:pPr>
-        <w:rPr>
-          <w:b/>
-          <w:bCs/>
-          <w:sz w:val="28"/>
-          <w:szCs w:val="28"/>
-        </w:rPr>
-      </w:pPr>
-      <w:r>
-        <w:rPr>
-          <w:b/>
-          <w:bCs/>
-          <w:sz w:val="28"/>
-          <w:szCs w:val="28"/>
-        </w:rPr>
-        <w:t>EXPERIENCE</w:t>
-      </w:r>
-    </w:p>
-    <w:p>
-      <w:pPr>
-        <w:rPr>
-          <w:sz w:val="24"/>
-          <w:szCs w:val="24"/>
-        </w:rPr>
-      </w:pPr>
-    </w:p>
-    <w:p>
-      <w:pPr>
-        <w:rPr>
-          <w:b/>
-          <w:bCs/>
-          <w:sz w:val="28"/>
-          <w:szCs w:val="28"/>
-        </w:rPr>
-      </w:pPr>
-      <w:r>
-        <w:rPr>
-          <w:b/>
-          <w:bCs/>
-          <w:sz w:val="28"/>
-          <w:szCs w:val="28"/>
-        </w:rPr>
-        <w:t>PROJECTS</w:t>
-      </w:r>
-    </w:p>
-    <w:p>
-      <w:pPr>
-        <w:pStyle w:val="ListParagraph"/>
+        </w:rPr>
+        <w:t>Gulu City, Uganda</w:t>
+      </w:r>
+    </w:p>
+    <w:p>
+      <w:pPr>
+        <w:numPr>
+          <w:ilvl w:val="0"/>
+          <w:numId w:val="2"/>
+        </w:numPr>
+      </w:pPr>
+      <w:r>
+        <w:t xml:space="preserve">Deploying, customizing, and optimizing Linux (Ubuntu) and Windows workstation environments for campus and commercial clients. </w:t>
+      </w:r>
+    </w:p>
+    <w:p>
+      <w:pPr>
+        <w:numPr>
+          <w:ilvl w:val="0"/>
+          <w:numId w:val="2"/>
+        </w:numPr>
+      </w:pPr>
+      <w:r>
+        <w:t xml:space="preserve">Executing complex hardware diagnostics, file system troubleshooting, and professional data recovery solutions. </w:t>
+      </w:r>
+    </w:p>
+    <w:p>
+      <w:pPr>
+        <w:numPr>
+          <w:ilvl w:val="0"/>
+          <w:numId w:val="2"/>
+        </w:numPr>
+      </w:pPr>
+      <w:r>
+        <w:t xml:space="preserve">Managing the actively running J-Core Labs platform for tech support and client service bookings. </w:t>
+      </w:r>
+    </w:p>
+    <w:p/>
+    <w:p>
+      <w:r>
+        <w:rPr>
+          <w:b/>
+          <w:bCs/>
+        </w:rPr>
+        <w:t>Inter-University Developer Community Lead</w:t>
+      </w:r>
+    </w:p>
+    <w:p>
+      <w:pPr>
         <w:numPr>
           <w:ilvl w:val="0"/>
           <w:numId w:val="3"/>
         </w:numPr>
-        <w:rPr>
-          <w:sz w:val="24"/>
-          <w:szCs w:val="24"/>
-        </w:rPr>
-      </w:pPr>
-      <w:r>
-        <w:rPr>
-          <w:sz w:val="24"/>
-          <w:szCs w:val="24"/>
-        </w:rPr>
-        <w:t>Student Attendance System</w:t>
-      </w:r>
-    </w:p>
-    <w:p>
-      <w:pPr>
-        <w:pStyle w:val="ListParagraph"/>
+      </w:pPr>
+      <w:r>
+        <w:t xml:space="preserve">Organized inter-university developer sessions and peer mentoring circles to facilitate collaborative coding, technical troubleshooting, and project sharing. </w:t>
+      </w:r>
+    </w:p>
+    <w:p>
+      <w:pPr>
         <w:numPr>
           <w:ilvl w:val="0"/>
           <w:numId w:val="3"/>
         </w:numPr>
-        <w:rPr>
-          <w:sz w:val="24"/>
-          <w:szCs w:val="24"/>
-        </w:rPr>
-      </w:pPr>
-      <w:r>
-        <w:rPr>
-          <w:sz w:val="24"/>
-          <w:szCs w:val="24"/>
-        </w:rPr>
-        <w:t>Accommodation</w:t>
-      </w:r>
-      <w:r>
-        <w:rPr>
-          <w:sz w:val="24"/>
-          <w:szCs w:val="24"/>
-        </w:rPr>
-        <w:t xml:space="preserve"> Portal</w:t>
-      </w:r>
-    </w:p>
-    <w:p>
-      <w:pPr>
-        <w:pStyle w:val="ListParagraph"/>
+      </w:pPr>
+      <w:r>
+        <w:t xml:space="preserve">Leveraged prior educator experience in science and mathematics to mentor incoming tech enthusiasts. </w:t>
+      </w:r>
+    </w:p>
+    <w:p/>
+    <w:p>
+      <w:pPr>
+        <w:rPr>
+          <w:b/>
+          <w:bCs/>
+        </w:rPr>
+      </w:pPr>
+      <w:r>
+        <w:rPr>
+          <w:b/>
+          <w:bCs/>
+        </w:rPr>
+        <w:t>FEATURED PROJECTS</w:t>
+      </w:r>
+    </w:p>
+    <w:p>
+      <w:pPr>
         <w:numPr>
           <w:ilvl w:val="0"/>
-          <w:numId w:val="3"/>
+          <w:numId w:val="4"/>
         </w:numPr>
-        <w:rPr>
-          <w:sz w:val="24"/>
-          <w:szCs w:val="24"/>
-        </w:rPr>
-      </w:pPr>
-      <w:r>
-        <w:rPr>
-          <w:sz w:val="24"/>
-          <w:szCs w:val="24"/>
-        </w:rPr>
-        <w:t>Village Saving System</w:t>
-      </w:r>
-    </w:p>
-    <w:p>
-      <w:pPr>
-        <w:pStyle w:val="ListParagraph"/>
+      </w:pPr>
+      <w:r>
+        <w:t xml:space="preserve">Wearable Blood Pressure Monitor (In Progress) — Embedded system prototype integrating biomedical sensors with microcontroller logic for continuous, portable health tracking. </w:t>
+      </w:r>
+    </w:p>
+    <w:p>
+      <w:pPr>
         <w:numPr>
           <w:ilvl w:val="0"/>
-          <w:numId w:val="3"/>
+          <w:numId w:val="4"/>
         </w:numPr>
-        <w:rPr>
-          <w:sz w:val="24"/>
-          <w:szCs w:val="24"/>
-        </w:rPr>
-      </w:pPr>
-      <w:r>
-        <w:rPr>
-          <w:sz w:val="24"/>
-          <w:szCs w:val="24"/>
-        </w:rPr>
-        <w:t>Style</w:t>
-      </w:r>
-      <w:r>
-        <w:rPr>
-          <w:sz w:val="24"/>
-          <w:szCs w:val="24"/>
-        </w:rPr>
-        <w:t xml:space="preserve"> Sanctuary</w:t>
-      </w:r>
-      <w:r>
-        <w:rPr>
-          <w:sz w:val="24"/>
-          <w:szCs w:val="24"/>
-        </w:rPr>
-        <w:t xml:space="preserve"> Boutique </w:t>
-      </w:r>
-      <w:r>
-        <w:rPr>
-          <w:sz w:val="24"/>
-          <w:szCs w:val="24"/>
-        </w:rPr>
-        <w:t>Website</w:t>
-      </w:r>
-    </w:p>
-    <w:p>
-      <w:pPr>
-        <w:rPr>
-          <w:b/>
-          <w:bCs/>
-          <w:sz w:val="28"/>
-          <w:szCs w:val="28"/>
-        </w:rPr>
-      </w:pPr>
-      <w:r>
-        <w:rPr>
-          <w:b/>
-          <w:bCs/>
-          <w:sz w:val="28"/>
-          <w:szCs w:val="28"/>
-        </w:rPr>
-        <w:t>TECHNICAL SKILLS</w:t>
-      </w:r>
-    </w:p>
-    <w:p>
-      <w:pPr>
-        <w:ind w:left="720"/>
-        <w:rPr>
-          <w:sz w:val="24"/>
-          <w:szCs w:val="24"/>
-        </w:rPr>
-      </w:pPr>
-      <w:r>
-        <w:rPr>
-          <w:sz w:val="24"/>
-          <w:szCs w:val="24"/>
-        </w:rPr>
-        <w:t>Languages: Python, JavaScript, HTML/CSS</w:t>
-      </w:r>
-    </w:p>
-    <w:p>
-      <w:pPr>
-        <w:ind w:left="720"/>
-        <w:rPr>
-          <w:sz w:val="24"/>
-          <w:szCs w:val="24"/>
-        </w:rPr>
-      </w:pPr>
-      <w:r>
-        <w:rPr>
-          <w:sz w:val="24"/>
-          <w:szCs w:val="24"/>
-        </w:rPr>
-        <w:t>Frameworks: Kivy, Tkinter</w:t>
-      </w:r>
-    </w:p>
-    <w:p>
-      <w:pPr>
-        <w:ind w:left="720"/>
-        <w:rPr>
-          <w:sz w:val="24"/>
-          <w:szCs w:val="24"/>
-        </w:rPr>
-      </w:pPr>
-      <w:r>
-        <w:rPr>
-          <w:sz w:val="24"/>
-          <w:szCs w:val="24"/>
-        </w:rPr>
-        <w:t>Developer tools: Git, VS code, Pycharm</w:t>
-      </w:r>
-    </w:p>
-    <w:p>
-      <w:pPr>
-        <w:ind w:left="720"/>
-        <w:rPr>
-          <w:sz w:val="24"/>
-          <w:szCs w:val="24"/>
-        </w:rPr>
-      </w:pPr>
-      <w:r>
-        <w:rPr>
-          <w:sz w:val="24"/>
-          <w:szCs w:val="24"/>
-        </w:rPr>
-        <w:t>Libraries: Pandas, Matplotlib</w:t>
-      </w:r>
-    </w:p>
-    <w:p>
-      <w:pPr>
-        <w:rPr>
-          <w:sz w:val="24"/>
-          <w:szCs w:val="24"/>
-        </w:rPr>
-      </w:pPr>
-    </w:p>
-    <w:p>
-      <w:pPr>
-        <w:rPr>
-          <w:sz w:val="24"/>
-          <w:szCs w:val="24"/>
-        </w:rPr>
-      </w:pPr>
-    </w:p>
+      </w:pPr>
+      <w:r>
+        <w:t xml:space="preserve">J-Core Labs Active Platform (Deployed) — Active web production platform built to streamline campus tech support, data recovery, and IT engineering service requests. </w:t>
+      </w:r>
+    </w:p>
+    <w:p>
+      <w:pPr>
+        <w:numPr>
+          <w:ilvl w:val="0"/>
+          <w:numId w:val="4"/>
+        </w:numPr>
+      </w:pPr>
+      <w:r>
+        <w:t xml:space="preserve">Emergency Book Mobile App (Deployed) — Cross-platform mobile contact application engineered using Python, Kivy framework, and embedded SQLite3 storage for fast offline emergency retrieval. </w:t>
+      </w:r>
+    </w:p>
+    <w:p>
+      <w:pPr>
+        <w:numPr>
+          <w:ilvl w:val="0"/>
+          <w:numId w:val="4"/>
+        </w:numPr>
+      </w:pPr>
+      <w:r>
+        <w:t xml:space="preserve">Accommodation Portal (Deployed) — Responsive web platform built with HTML5, CSS3, and JavaScript to aggregate and display student hostel listings. </w:t>
+      </w:r>
+    </w:p>
+    <w:p>
+      <w:pPr>
+        <w:numPr>
+          <w:ilvl w:val="0"/>
+          <w:numId w:val="4"/>
+        </w:numPr>
+      </w:pPr>
+      <w:r>
+        <w:t xml:space="preserve">Village Saving System (Deployed) — Python and Kivy application automating rural financial calculations with encrypted local data storage and secure cloud synchronization. </w:t>
+      </w:r>
+    </w:p>
+    <w:p/>
     <w:sectPr>
       <w:pgSz w:w="11906" w:h="16838"/>
       <w:pgMar w:top="1440" w:right="1440" w:bottom="1440" w:left="1440" w:header="708" w:footer="708" w:gutter="0"/>
@@ -456,326 +474,612 @@
 <file path=word/numbering.xml><?xml version="1.0" encoding="utf-8"?>
 <w:numbering xmlns:wpc="http://schemas.microsoft.com/office/word/2010/wordprocessingCanvas" xmlns:cx="http://schemas.microsoft.com/office/drawing/2014/chartex" xmlns:cx1="http://schemas.microsoft.com/office/drawing/2015/9/8/chartex" xmlns:cx2="http://schemas.microsoft.com/office/drawing/2015/10/21/chartex" xmlns:cx3="http://schemas.microsoft.com/office/drawing/2016/5/9/chartex" xmlns:cx4="http://schemas.microsoft.com/office/drawing/2016/5/10/chartex" xmlns:cx5="http://schemas.microsoft.com/office/drawing/2016/5/11/chartex" xmlns:cx6="http://schemas.microsoft.com/office/drawing/2016/5/12/chartex" xmlns:cx7="http://schemas.microsoft.com/office/drawing/2016/5/13/chartex" xmlns:cx8="http://schemas.microsoft.com/office/drawing/2016/5/14/chartex" xmlns:mc="http://schemas.openxmlformats.org/markup-compatibility/2006" xmlns:aink="http://schemas.microsoft.com/office/drawing/2016/ink" xmlns:am3d="http://schemas.microsoft.com/office/drawing/2017/model3d" xmlns:o="urn:schemas-microsoft-com:office:office" xmlns:oel="http://schemas.microsoft.com/office/2019/extlst" xmlns:r="http://schemas.openxmlformats.org/officeDocument/2006/relationships" xmlns:m="http://schemas.openxmlformats.org/officeDocument/2006/math" xmlns:v="urn:schemas-microsoft-com:vml" xmlns:wp14="http://schemas.microsoft.com/office/word/2010/wordprocessingDrawing" xmlns:wp="http://schemas.openxmlformats.org/drawingml/2006/wordprocessingDrawing" xmlns:w10="urn:schemas-microsoft-com:office:word" xmlns:w="http://schemas.openxmlformats.org/wordprocessingml/2006/main" xmlns:w14="http://schemas.microsoft.com/office/word/2010/wordml" xmlns:w15="http://schemas.microsoft.com/office/word/2012/wordml" xmlns:w16cex="http://schemas.microsoft.com/office/word/2018/wordml/cex" xmlns:w16cid="http://schemas.microsoft.com/office/word/2016/wordml/cid" xmlns:w16="http://schemas.microsoft.com/office/word/2018/wordml" xmlns:w16du="http://schemas.microsoft.com/office/word/2023/wordml/word16du" xmlns:w16sdtdh="http://schemas.microsoft.com/office/word/2020/wordml/sdtdatahash" xmlns:w16sdtfl="http://schemas.microsoft.com/office/word/2024/wordml/sdtformatlock" xmlns:w16se="http://schemas.microsoft.com/office/word/2015/wordml/symex" xmlns:wpg="http://schemas.microsoft.com/office/word/2010/wordprocessingGroup" xmlns:wpi="http://schemas.microsoft.com/office/word/2010/wordprocessingInk" xmlns:wne="http://schemas.microsoft.com/office/word/2006/wordml" xmlns:wps="http://schemas.microsoft.com/office/word/2010/wordprocessingShape" mc:Ignorable="w14 w15 w16se w16cid w16 w16cex w16sdtdh w16sdtfl w16du wp14">
   <w:abstractNum w:abstractNumId="0" w15:restartNumberingAfterBreak="0">
-    <w:nsid w:val="14CB6071"/>
-    <w:multiLevelType w:val="hybridMultilevel"/>
-    <w:tmpl w:val="887EAA70"/>
-    <w:lvl w:ilvl="0" w:tplc="4E6039A2">
-      <w:numFmt w:val="bullet"/>
-      <w:lvlText w:val="-"/>
-      <w:lvlJc w:val="left"/>
-      <w:pPr>
+    <w:nsid w:val="05664EAC"/>
+    <w:multiLevelType w:val="multilevel"/>
+    <w:tmpl w:val="DFFC4DD8"/>
+    <w:lvl w:ilvl="0">
+      <w:start w:val="1"/>
+      <w:numFmt w:val="bullet"/>
+      <w:lvlText w:val=""/>
+      <w:lvlJc w:val="left"/>
+      <w:pPr>
+        <w:tabs>
+          <w:tab w:val="num" w:pos="720"/>
+        </w:tabs>
         <w:ind w:left="720" w:hanging="360"/>
       </w:pPr>
       <w:rPr>
-        <w:rFonts w:ascii="Calibri" w:eastAsiaTheme="minorHAnsi" w:hAnsi="Calibri" w:cs="Calibri" w:hint="default"/>
-      </w:rPr>
-    </w:lvl>
-    <w:lvl w:ilvl="1" w:tplc="0C000003" w:tentative="1">
+        <w:rFonts w:ascii="Symbol" w:hAnsi="Symbol" w:hint="default"/>
+        <w:sz w:val="20"/>
+      </w:rPr>
+    </w:lvl>
+    <w:lvl w:ilvl="1" w:tentative="1">
       <w:start w:val="1"/>
       <w:numFmt w:val="bullet"/>
       <w:lvlText w:val="o"/>
       <w:lvlJc w:val="left"/>
       <w:pPr>
+        <w:tabs>
+          <w:tab w:val="num" w:pos="1440"/>
+        </w:tabs>
         <w:ind w:left="1440" w:hanging="360"/>
       </w:pPr>
       <w:rPr>
-        <w:rFonts w:ascii="Courier New" w:hAnsi="Courier New" w:cs="Courier New" w:hint="default"/>
-      </w:rPr>
-    </w:lvl>
-    <w:lvl w:ilvl="2" w:tplc="0C000005" w:tentative="1">
-      <w:start w:val="1"/>
-      <w:numFmt w:val="bullet"/>
-      <w:lvlText w:val=""/>
-      <w:lvlJc w:val="left"/>
-      <w:pPr>
+        <w:rFonts w:ascii="Courier New" w:hAnsi="Courier New" w:hint="default"/>
+        <w:sz w:val="20"/>
+      </w:rPr>
+    </w:lvl>
+    <w:lvl w:ilvl="2" w:tentative="1">
+      <w:start w:val="1"/>
+      <w:numFmt w:val="bullet"/>
+      <w:lvlText w:val=""/>
+      <w:lvlJc w:val="left"/>
+      <w:pPr>
+        <w:tabs>
+          <w:tab w:val="num" w:pos="2160"/>
+        </w:tabs>
         <w:ind w:left="2160" w:hanging="360"/>
       </w:pPr>
       <w:rPr>
         <w:rFonts w:ascii="Wingdings" w:hAnsi="Wingdings" w:hint="default"/>
-      </w:rPr>
-    </w:lvl>
-    <w:lvl w:ilvl="3" w:tplc="0C000001" w:tentative="1">
-      <w:start w:val="1"/>
-      <w:numFmt w:val="bullet"/>
-      <w:lvlText w:val=""/>
-      <w:lvlJc w:val="left"/>
-      <w:pPr>
+        <w:sz w:val="20"/>
+      </w:rPr>
+    </w:lvl>
+    <w:lvl w:ilvl="3" w:tentative="1">
+      <w:start w:val="1"/>
+      <w:numFmt w:val="bullet"/>
+      <w:lvlText w:val=""/>
+      <w:lvlJc w:val="left"/>
+      <w:pPr>
+        <w:tabs>
+          <w:tab w:val="num" w:pos="2880"/>
+        </w:tabs>
         <w:ind w:left="2880" w:hanging="360"/>
       </w:pPr>
       <w:rPr>
-        <w:rFonts w:ascii="Symbol" w:hAnsi="Symbol" w:hint="default"/>
-      </w:rPr>
-    </w:lvl>
-    <w:lvl w:ilvl="4" w:tplc="0C000003" w:tentative="1">
-      <w:start w:val="1"/>
-      <w:numFmt w:val="bullet"/>
-      <w:lvlText w:val="o"/>
-      <w:lvlJc w:val="left"/>
-      <w:pPr>
+        <w:rFonts w:ascii="Wingdings" w:hAnsi="Wingdings" w:hint="default"/>
+        <w:sz w:val="20"/>
+      </w:rPr>
+    </w:lvl>
+    <w:lvl w:ilvl="4" w:tentative="1">
+      <w:start w:val="1"/>
+      <w:numFmt w:val="bullet"/>
+      <w:lvlText w:val=""/>
+      <w:lvlJc w:val="left"/>
+      <w:pPr>
+        <w:tabs>
+          <w:tab w:val="num" w:pos="3600"/>
+        </w:tabs>
         <w:ind w:left="3600" w:hanging="360"/>
       </w:pPr>
       <w:rPr>
-        <w:rFonts w:ascii="Courier New" w:hAnsi="Courier New" w:cs="Courier New" w:hint="default"/>
-      </w:rPr>
-    </w:lvl>
-    <w:lvl w:ilvl="5" w:tplc="0C000005" w:tentative="1">
-      <w:start w:val="1"/>
-      <w:numFmt w:val="bullet"/>
-      <w:lvlText w:val=""/>
-      <w:lvlJc w:val="left"/>
-      <w:pPr>
+        <w:rFonts w:ascii="Wingdings" w:hAnsi="Wingdings" w:hint="default"/>
+        <w:sz w:val="20"/>
+      </w:rPr>
+    </w:lvl>
+    <w:lvl w:ilvl="5" w:tentative="1">
+      <w:start w:val="1"/>
+      <w:numFmt w:val="bullet"/>
+      <w:lvlText w:val=""/>
+      <w:lvlJc w:val="left"/>
+      <w:pPr>
+        <w:tabs>
+          <w:tab w:val="num" w:pos="4320"/>
+        </w:tabs>
         <w:ind w:left="4320" w:hanging="360"/>
       </w:pPr>
       <w:rPr>
         <w:rFonts w:ascii="Wingdings" w:hAnsi="Wingdings" w:hint="default"/>
-      </w:rPr>
-    </w:lvl>
-    <w:lvl w:ilvl="6" w:tplc="0C000001" w:tentative="1">
-      <w:start w:val="1"/>
-      <w:numFmt w:val="bullet"/>
-      <w:lvlText w:val=""/>
-      <w:lvlJc w:val="left"/>
-      <w:pPr>
+        <w:sz w:val="20"/>
+      </w:rPr>
+    </w:lvl>
+    <w:lvl w:ilvl="6" w:tentative="1">
+      <w:start w:val="1"/>
+      <w:numFmt w:val="bullet"/>
+      <w:lvlText w:val=""/>
+      <w:lvlJc w:val="left"/>
+      <w:pPr>
+        <w:tabs>
+          <w:tab w:val="num" w:pos="5040"/>
+        </w:tabs>
         <w:ind w:left="5040" w:hanging="360"/>
       </w:pPr>
       <w:rPr>
-        <w:rFonts w:ascii="Symbol" w:hAnsi="Symbol" w:hint="default"/>
-      </w:rPr>
-    </w:lvl>
-    <w:lvl w:ilvl="7" w:tplc="0C000003" w:tentative="1">
-      <w:start w:val="1"/>
-      <w:numFmt w:val="bullet"/>
-      <w:lvlText w:val="o"/>
-      <w:lvlJc w:val="left"/>
-      <w:pPr>
+        <w:rFonts w:ascii="Wingdings" w:hAnsi="Wingdings" w:hint="default"/>
+        <w:sz w:val="20"/>
+      </w:rPr>
+    </w:lvl>
+    <w:lvl w:ilvl="7" w:tentative="1">
+      <w:start w:val="1"/>
+      <w:numFmt w:val="bullet"/>
+      <w:lvlText w:val=""/>
+      <w:lvlJc w:val="left"/>
+      <w:pPr>
+        <w:tabs>
+          <w:tab w:val="num" w:pos="5760"/>
+        </w:tabs>
         <w:ind w:left="5760" w:hanging="360"/>
       </w:pPr>
       <w:rPr>
-        <w:rFonts w:ascii="Courier New" w:hAnsi="Courier New" w:cs="Courier New" w:hint="default"/>
-      </w:rPr>
-    </w:lvl>
-    <w:lvl w:ilvl="8" w:tplc="0C000005" w:tentative="1">
-      <w:start w:val="1"/>
-      <w:numFmt w:val="bullet"/>
-      <w:lvlText w:val=""/>
-      <w:lvlJc w:val="left"/>
-      <w:pPr>
+        <w:rFonts w:ascii="Wingdings" w:hAnsi="Wingdings" w:hint="default"/>
+        <w:sz w:val="20"/>
+      </w:rPr>
+    </w:lvl>
+    <w:lvl w:ilvl="8" w:tentative="1">
+      <w:start w:val="1"/>
+      <w:numFmt w:val="bullet"/>
+      <w:lvlText w:val=""/>
+      <w:lvlJc w:val="left"/>
+      <w:pPr>
+        <w:tabs>
+          <w:tab w:val="num" w:pos="6480"/>
+        </w:tabs>
         <w:ind w:left="6480" w:hanging="360"/>
       </w:pPr>
       <w:rPr>
         <w:rFonts w:ascii="Wingdings" w:hAnsi="Wingdings" w:hint="default"/>
+        <w:sz w:val="20"/>
       </w:rPr>
     </w:lvl>
   </w:abstractNum>
   <w:abstractNum w:abstractNumId="1" w15:restartNumberingAfterBreak="0">
-    <w:nsid w:val="5DAC50E4"/>
-    <w:multiLevelType w:val="hybridMultilevel"/>
-    <w:tmpl w:val="11F649AC"/>
-    <w:lvl w:ilvl="0" w:tplc="0C000019">
-      <w:start w:val="1"/>
-      <w:numFmt w:val="lowerLetter"/>
-      <w:lvlText w:val="%1."/>
-      <w:lvlJc w:val="left"/>
-      <w:pPr>
+    <w:nsid w:val="11093258"/>
+    <w:multiLevelType w:val="multilevel"/>
+    <w:tmpl w:val="09764826"/>
+    <w:lvl w:ilvl="0">
+      <w:start w:val="1"/>
+      <w:numFmt w:val="bullet"/>
+      <w:lvlText w:val=""/>
+      <w:lvlJc w:val="left"/>
+      <w:pPr>
+        <w:tabs>
+          <w:tab w:val="num" w:pos="720"/>
+        </w:tabs>
         <w:ind w:left="720" w:hanging="360"/>
       </w:pPr>
       <w:rPr>
-        <w:rFonts w:hint="default"/>
-      </w:rPr>
-    </w:lvl>
-    <w:lvl w:ilvl="1" w:tplc="0C000019" w:tentative="1">
-      <w:start w:val="1"/>
-      <w:numFmt w:val="lowerLetter"/>
-      <w:lvlText w:val="%2."/>
-      <w:lvlJc w:val="left"/>
-      <w:pPr>
+        <w:rFonts w:ascii="Symbol" w:hAnsi="Symbol" w:hint="default"/>
+        <w:sz w:val="20"/>
+      </w:rPr>
+    </w:lvl>
+    <w:lvl w:ilvl="1" w:tentative="1">
+      <w:start w:val="1"/>
+      <w:numFmt w:val="bullet"/>
+      <w:lvlText w:val="o"/>
+      <w:lvlJc w:val="left"/>
+      <w:pPr>
+        <w:tabs>
+          <w:tab w:val="num" w:pos="1440"/>
+        </w:tabs>
         <w:ind w:left="1440" w:hanging="360"/>
       </w:pPr>
-    </w:lvl>
-    <w:lvl w:ilvl="2" w:tplc="0C00001B" w:tentative="1">
-      <w:start w:val="1"/>
-      <w:numFmt w:val="lowerRoman"/>
-      <w:lvlText w:val="%3."/>
-      <w:lvlJc w:val="right"/>
-      <w:pPr>
-        <w:ind w:left="2160" w:hanging="180"/>
-      </w:pPr>
-    </w:lvl>
-    <w:lvl w:ilvl="3" w:tplc="0C00000F" w:tentative="1">
-      <w:start w:val="1"/>
-      <w:numFmt w:val="decimal"/>
-      <w:lvlText w:val="%4."/>
-      <w:lvlJc w:val="left"/>
-      <w:pPr>
+      <w:rPr>
+        <w:rFonts w:ascii="Courier New" w:hAnsi="Courier New" w:hint="default"/>
+        <w:sz w:val="20"/>
+      </w:rPr>
+    </w:lvl>
+    <w:lvl w:ilvl="2" w:tentative="1">
+      <w:start w:val="1"/>
+      <w:numFmt w:val="bullet"/>
+      <w:lvlText w:val=""/>
+      <w:lvlJc w:val="left"/>
+      <w:pPr>
+        <w:tabs>
+          <w:tab w:val="num" w:pos="2160"/>
+        </w:tabs>
+        <w:ind w:left="2160" w:hanging="360"/>
+      </w:pPr>
+      <w:rPr>
+        <w:rFonts w:ascii="Wingdings" w:hAnsi="Wingdings" w:hint="default"/>
+        <w:sz w:val="20"/>
+      </w:rPr>
+    </w:lvl>
+    <w:lvl w:ilvl="3" w:tentative="1">
+      <w:start w:val="1"/>
+      <w:numFmt w:val="bullet"/>
+      <w:lvlText w:val=""/>
+      <w:lvlJc w:val="left"/>
+      <w:pPr>
+        <w:tabs>
+          <w:tab w:val="num" w:pos="2880"/>
+        </w:tabs>
         <w:ind w:left="2880" w:hanging="360"/>
       </w:pPr>
-    </w:lvl>
-    <w:lvl w:ilvl="4" w:tplc="0C000019" w:tentative="1">
-      <w:start w:val="1"/>
-      <w:numFmt w:val="lowerLetter"/>
-      <w:lvlText w:val="%5."/>
-      <w:lvlJc w:val="left"/>
-      <w:pPr>
+      <w:rPr>
+        <w:rFonts w:ascii="Wingdings" w:hAnsi="Wingdings" w:hint="default"/>
+        <w:sz w:val="20"/>
+      </w:rPr>
+    </w:lvl>
+    <w:lvl w:ilvl="4" w:tentative="1">
+      <w:start w:val="1"/>
+      <w:numFmt w:val="bullet"/>
+      <w:lvlText w:val=""/>
+      <w:lvlJc w:val="left"/>
+      <w:pPr>
+        <w:tabs>
+          <w:tab w:val="num" w:pos="3600"/>
+        </w:tabs>
         <w:ind w:left="3600" w:hanging="360"/>
       </w:pPr>
-    </w:lvl>
-    <w:lvl w:ilvl="5" w:tplc="0C00001B" w:tentative="1">
-      <w:start w:val="1"/>
-      <w:numFmt w:val="lowerRoman"/>
-      <w:lvlText w:val="%6."/>
-      <w:lvlJc w:val="right"/>
-      <w:pPr>
-        <w:ind w:left="4320" w:hanging="180"/>
-      </w:pPr>
-    </w:lvl>
-    <w:lvl w:ilvl="6" w:tplc="0C00000F" w:tentative="1">
-      <w:start w:val="1"/>
-      <w:numFmt w:val="decimal"/>
-      <w:lvlText w:val="%7."/>
-      <w:lvlJc w:val="left"/>
-      <w:pPr>
+      <w:rPr>
+        <w:rFonts w:ascii="Wingdings" w:hAnsi="Wingdings" w:hint="default"/>
+        <w:sz w:val="20"/>
+      </w:rPr>
+    </w:lvl>
+    <w:lvl w:ilvl="5" w:tentative="1">
+      <w:start w:val="1"/>
+      <w:numFmt w:val="bullet"/>
+      <w:lvlText w:val=""/>
+      <w:lvlJc w:val="left"/>
+      <w:pPr>
+        <w:tabs>
+          <w:tab w:val="num" w:pos="4320"/>
+        </w:tabs>
+        <w:ind w:left="4320" w:hanging="360"/>
+      </w:pPr>
+      <w:rPr>
+        <w:rFonts w:ascii="Wingdings" w:hAnsi="Wingdings" w:hint="default"/>
+        <w:sz w:val="20"/>
+      </w:rPr>
+    </w:lvl>
+    <w:lvl w:ilvl="6" w:tentative="1">
+      <w:start w:val="1"/>
+      <w:numFmt w:val="bullet"/>
+      <w:lvlText w:val=""/>
+      <w:lvlJc w:val="left"/>
+      <w:pPr>
+        <w:tabs>
+          <w:tab w:val="num" w:pos="5040"/>
+        </w:tabs>
         <w:ind w:left="5040" w:hanging="360"/>
       </w:pPr>
-    </w:lvl>
-    <w:lvl w:ilvl="7" w:tplc="0C000019" w:tentative="1">
-      <w:start w:val="1"/>
-      <w:numFmt w:val="lowerLetter"/>
-      <w:lvlText w:val="%8."/>
-      <w:lvlJc w:val="left"/>
-      <w:pPr>
+      <w:rPr>
+        <w:rFonts w:ascii="Wingdings" w:hAnsi="Wingdings" w:hint="default"/>
+        <w:sz w:val="20"/>
+      </w:rPr>
+    </w:lvl>
+    <w:lvl w:ilvl="7" w:tentative="1">
+      <w:start w:val="1"/>
+      <w:numFmt w:val="bullet"/>
+      <w:lvlText w:val=""/>
+      <w:lvlJc w:val="left"/>
+      <w:pPr>
+        <w:tabs>
+          <w:tab w:val="num" w:pos="5760"/>
+        </w:tabs>
         <w:ind w:left="5760" w:hanging="360"/>
       </w:pPr>
-    </w:lvl>
-    <w:lvl w:ilvl="8" w:tplc="0C00001B" w:tentative="1">
-      <w:start w:val="1"/>
-      <w:numFmt w:val="lowerRoman"/>
-      <w:lvlText w:val="%9."/>
-      <w:lvlJc w:val="right"/>
-      <w:pPr>
-        <w:ind w:left="6480" w:hanging="180"/>
-      </w:pPr>
+      <w:rPr>
+        <w:rFonts w:ascii="Wingdings" w:hAnsi="Wingdings" w:hint="default"/>
+        <w:sz w:val="20"/>
+      </w:rPr>
+    </w:lvl>
+    <w:lvl w:ilvl="8" w:tentative="1">
+      <w:start w:val="1"/>
+      <w:numFmt w:val="bullet"/>
+      <w:lvlText w:val=""/>
+      <w:lvlJc w:val="left"/>
+      <w:pPr>
+        <w:tabs>
+          <w:tab w:val="num" w:pos="6480"/>
+        </w:tabs>
+        <w:ind w:left="6480" w:hanging="360"/>
+      </w:pPr>
+      <w:rPr>
+        <w:rFonts w:ascii="Wingdings" w:hAnsi="Wingdings" w:hint="default"/>
+        <w:sz w:val="20"/>
+      </w:rPr>
     </w:lvl>
   </w:abstractNum>
   <w:abstractNum w:abstractNumId="2" w15:restartNumberingAfterBreak="0">
-    <w:nsid w:val="6B574632"/>
-    <w:multiLevelType w:val="hybridMultilevel"/>
-    <w:tmpl w:val="ACBE8DC8"/>
-    <w:lvl w:ilvl="0" w:tplc="9D4A93F6">
-      <w:numFmt w:val="bullet"/>
-      <w:lvlText w:val="-"/>
-      <w:lvlJc w:val="left"/>
-      <w:pPr>
+    <w:nsid w:val="23C90A4E"/>
+    <w:multiLevelType w:val="multilevel"/>
+    <w:tmpl w:val="2ACA0AD2"/>
+    <w:lvl w:ilvl="0">
+      <w:start w:val="1"/>
+      <w:numFmt w:val="bullet"/>
+      <w:lvlText w:val=""/>
+      <w:lvlJc w:val="left"/>
+      <w:pPr>
+        <w:tabs>
+          <w:tab w:val="num" w:pos="720"/>
+        </w:tabs>
         <w:ind w:left="720" w:hanging="360"/>
       </w:pPr>
       <w:rPr>
-        <w:rFonts w:ascii="Calibri" w:eastAsiaTheme="minorHAnsi" w:hAnsi="Calibri" w:cs="Calibri" w:hint="default"/>
-      </w:rPr>
-    </w:lvl>
-    <w:lvl w:ilvl="1" w:tplc="0C000003" w:tentative="1">
+        <w:rFonts w:ascii="Symbol" w:hAnsi="Symbol" w:hint="default"/>
+        <w:sz w:val="20"/>
+      </w:rPr>
+    </w:lvl>
+    <w:lvl w:ilvl="1" w:tentative="1">
       <w:start w:val="1"/>
       <w:numFmt w:val="bullet"/>
       <w:lvlText w:val="o"/>
       <w:lvlJc w:val="left"/>
       <w:pPr>
+        <w:tabs>
+          <w:tab w:val="num" w:pos="1440"/>
+        </w:tabs>
         <w:ind w:left="1440" w:hanging="360"/>
       </w:pPr>
       <w:rPr>
-        <w:rFonts w:ascii="Courier New" w:hAnsi="Courier New" w:cs="Courier New" w:hint="default"/>
-      </w:rPr>
-    </w:lvl>
-    <w:lvl w:ilvl="2" w:tplc="0C000005" w:tentative="1">
-      <w:start w:val="1"/>
-      <w:numFmt w:val="bullet"/>
-      <w:lvlText w:val=""/>
-      <w:lvlJc w:val="left"/>
-      <w:pPr>
+        <w:rFonts w:ascii="Courier New" w:hAnsi="Courier New" w:hint="default"/>
+        <w:sz w:val="20"/>
+      </w:rPr>
+    </w:lvl>
+    <w:lvl w:ilvl="2" w:tentative="1">
+      <w:start w:val="1"/>
+      <w:numFmt w:val="bullet"/>
+      <w:lvlText w:val=""/>
+      <w:lvlJc w:val="left"/>
+      <w:pPr>
+        <w:tabs>
+          <w:tab w:val="num" w:pos="2160"/>
+        </w:tabs>
         <w:ind w:left="2160" w:hanging="360"/>
       </w:pPr>
       <w:rPr>
         <w:rFonts w:ascii="Wingdings" w:hAnsi="Wingdings" w:hint="default"/>
-      </w:rPr>
-    </w:lvl>
-    <w:lvl w:ilvl="3" w:tplc="0C000001" w:tentative="1">
+        <w:sz w:val="20"/>
+      </w:rPr>
+    </w:lvl>
+    <w:lvl w:ilvl="3" w:tentative="1">
+      <w:start w:val="1"/>
+      <w:numFmt w:val="bullet"/>
+      <w:lvlText w:val=""/>
+      <w:lvlJc w:val="left"/>
+      <w:pPr>
+        <w:tabs>
+          <w:tab w:val="num" w:pos="2880"/>
+        </w:tabs>
+        <w:ind w:left="2880" w:hanging="360"/>
+      </w:pPr>
+      <w:rPr>
+        <w:rFonts w:ascii="Wingdings" w:hAnsi="Wingdings" w:hint="default"/>
+        <w:sz w:val="20"/>
+      </w:rPr>
+    </w:lvl>
+    <w:lvl w:ilvl="4" w:tentative="1">
+      <w:start w:val="1"/>
+      <w:numFmt w:val="bullet"/>
+      <w:lvlText w:val=""/>
+      <w:lvlJc w:val="left"/>
+      <w:pPr>
+        <w:tabs>
+          <w:tab w:val="num" w:pos="3600"/>
+        </w:tabs>
+        <w:ind w:left="3600" w:hanging="360"/>
+      </w:pPr>
+      <w:rPr>
+        <w:rFonts w:ascii="Wingdings" w:hAnsi="Wingdings" w:hint="default"/>
+        <w:sz w:val="20"/>
+      </w:rPr>
+    </w:lvl>
+    <w:lvl w:ilvl="5" w:tentative="1">
+      <w:start w:val="1"/>
+      <w:numFmt w:val="bullet"/>
+      <w:lvlText w:val=""/>
+      <w:lvlJc w:val="left"/>
+      <w:pPr>
+        <w:tabs>
+          <w:tab w:val="num" w:pos="4320"/>
+        </w:tabs>
+        <w:ind w:left="4320" w:hanging="360"/>
+      </w:pPr>
+      <w:rPr>
+        <w:rFonts w:ascii="Wingdings" w:hAnsi="Wingdings" w:hint="default"/>
+        <w:sz w:val="20"/>
+      </w:rPr>
+    </w:lvl>
+    <w:lvl w:ilvl="6" w:tentative="1">
+      <w:start w:val="1"/>
+      <w:numFmt w:val="bullet"/>
+      <w:lvlText w:val=""/>
+      <w:lvlJc w:val="left"/>
+      <w:pPr>
+        <w:tabs>
+          <w:tab w:val="num" w:pos="5040"/>
+        </w:tabs>
+        <w:ind w:left="5040" w:hanging="360"/>
+      </w:pPr>
+      <w:rPr>
+        <w:rFonts w:ascii="Wingdings" w:hAnsi="Wingdings" w:hint="default"/>
+        <w:sz w:val="20"/>
+      </w:rPr>
+    </w:lvl>
+    <w:lvl w:ilvl="7" w:tentative="1">
+      <w:start w:val="1"/>
+      <w:numFmt w:val="bullet"/>
+      <w:lvlText w:val=""/>
+      <w:lvlJc w:val="left"/>
+      <w:pPr>
+        <w:tabs>
+          <w:tab w:val="num" w:pos="5760"/>
+        </w:tabs>
+        <w:ind w:left="5760" w:hanging="360"/>
+      </w:pPr>
+      <w:rPr>
+        <w:rFonts w:ascii="Wingdings" w:hAnsi="Wingdings" w:hint="default"/>
+        <w:sz w:val="20"/>
+      </w:rPr>
+    </w:lvl>
+    <w:lvl w:ilvl="8" w:tentative="1">
+      <w:start w:val="1"/>
+      <w:numFmt w:val="bullet"/>
+      <w:lvlText w:val=""/>
+      <w:lvlJc w:val="left"/>
+      <w:pPr>
+        <w:tabs>
+          <w:tab w:val="num" w:pos="6480"/>
+        </w:tabs>
+        <w:ind w:left="6480" w:hanging="360"/>
+      </w:pPr>
+      <w:rPr>
+        <w:rFonts w:ascii="Wingdings" w:hAnsi="Wingdings" w:hint="default"/>
+        <w:sz w:val="20"/>
+      </w:rPr>
+    </w:lvl>
+  </w:abstractNum>
+  <w:abstractNum w:abstractNumId="3" w15:restartNumberingAfterBreak="0">
+    <w:nsid w:val="274E2835"/>
+    <w:multiLevelType w:val="multilevel"/>
+    <w:tmpl w:val="4A724ADA"/>
+    <w:lvl w:ilvl="0">
       <w:start w:val="1"/>
       <w:numFmt w:val="bullet"/>
       <w:lvlText w:val=""/>
       <w:lvlJc w:val="left"/>
       <w:pPr>
+        <w:tabs>
+          <w:tab w:val="num" w:pos="720"/>
+        </w:tabs>
+        <w:ind w:left="720" w:hanging="360"/>
+      </w:pPr>
+      <w:rPr>
+        <w:rFonts w:ascii="Symbol" w:hAnsi="Symbol" w:hint="default"/>
+        <w:sz w:val="20"/>
+      </w:rPr>
+    </w:lvl>
+    <w:lvl w:ilvl="1" w:tentative="1">
+      <w:start w:val="1"/>
+      <w:numFmt w:val="bullet"/>
+      <w:lvlText w:val="o"/>
+      <w:lvlJc w:val="left"/>
+      <w:pPr>
+        <w:tabs>
+          <w:tab w:val="num" w:pos="1440"/>
+        </w:tabs>
+        <w:ind w:left="1440" w:hanging="360"/>
+      </w:pPr>
+      <w:rPr>
+        <w:rFonts w:ascii="Courier New" w:hAnsi="Courier New" w:hint="default"/>
+        <w:sz w:val="20"/>
+      </w:rPr>
+    </w:lvl>
+    <w:lvl w:ilvl="2" w:tentative="1">
+      <w:start w:val="1"/>
+      <w:numFmt w:val="bullet"/>
+      <w:lvlText w:val=""/>
+      <w:lvlJc w:val="left"/>
+      <w:pPr>
+        <w:tabs>
+          <w:tab w:val="num" w:pos="2160"/>
+        </w:tabs>
+        <w:ind w:left="2160" w:hanging="360"/>
+      </w:pPr>
+      <w:rPr>
+        <w:rFonts w:ascii="Wingdings" w:hAnsi="Wingdings" w:hint="default"/>
+        <w:sz w:val="20"/>
+      </w:rPr>
+    </w:lvl>
+    <w:lvl w:ilvl="3" w:tentative="1">
+      <w:start w:val="1"/>
+      <w:numFmt w:val="bullet"/>
+      <w:lvlText w:val=""/>
+      <w:lvlJc w:val="left"/>
+      <w:pPr>
+        <w:tabs>
+          <w:tab w:val="num" w:pos="2880"/>
+        </w:tabs>
         <w:ind w:left="2880" w:hanging="360"/>
       </w:pPr>
       <w:rPr>
-        <w:rFonts w:ascii="Symbol" w:hAnsi="Symbol" w:hint="default"/>
-      </w:rPr>
-    </w:lvl>
-    <w:lvl w:ilvl="4" w:tplc="0C000003" w:tentative="1">
-      <w:start w:val="1"/>
-      <w:numFmt w:val="bullet"/>
-      <w:lvlText w:val="o"/>
-      <w:lvlJc w:val="left"/>
-      <w:pPr>
+        <w:rFonts w:ascii="Wingdings" w:hAnsi="Wingdings" w:hint="default"/>
+        <w:sz w:val="20"/>
+      </w:rPr>
+    </w:lvl>
+    <w:lvl w:ilvl="4" w:tentative="1">
+      <w:start w:val="1"/>
+      <w:numFmt w:val="bullet"/>
+      <w:lvlText w:val=""/>
+      <w:lvlJc w:val="left"/>
+      <w:pPr>
+        <w:tabs>
+          <w:tab w:val="num" w:pos="3600"/>
+        </w:tabs>
         <w:ind w:left="3600" w:hanging="360"/>
       </w:pPr>
       <w:rPr>
-        <w:rFonts w:ascii="Courier New" w:hAnsi="Courier New" w:cs="Courier New" w:hint="default"/>
-      </w:rPr>
-    </w:lvl>
-    <w:lvl w:ilvl="5" w:tplc="0C000005" w:tentative="1">
-      <w:start w:val="1"/>
-      <w:numFmt w:val="bullet"/>
-      <w:lvlText w:val=""/>
-      <w:lvlJc w:val="left"/>
-      <w:pPr>
+        <w:rFonts w:ascii="Wingdings" w:hAnsi="Wingdings" w:hint="default"/>
+        <w:sz w:val="20"/>
+      </w:rPr>
+    </w:lvl>
+    <w:lvl w:ilvl="5" w:tentative="1">
+      <w:start w:val="1"/>
+      <w:numFmt w:val="bullet"/>
+      <w:lvlText w:val=""/>
+      <w:lvlJc w:val="left"/>
+      <w:pPr>
+        <w:tabs>
+          <w:tab w:val="num" w:pos="4320"/>
+        </w:tabs>
         <w:ind w:left="4320" w:hanging="360"/>
       </w:pPr>
       <w:rPr>
         <w:rFonts w:ascii="Wingdings" w:hAnsi="Wingdings" w:hint="default"/>
-      </w:rPr>
-    </w:lvl>
-    <w:lvl w:ilvl="6" w:tplc="0C000001" w:tentative="1">
-      <w:start w:val="1"/>
-      <w:numFmt w:val="bullet"/>
-      <w:lvlText w:val=""/>
-      <w:lvlJc w:val="left"/>
-      <w:pPr>
+        <w:sz w:val="20"/>
+      </w:rPr>
+    </w:lvl>
+    <w:lvl w:ilvl="6" w:tentative="1">
+      <w:start w:val="1"/>
+      <w:numFmt w:val="bullet"/>
+      <w:lvlText w:val=""/>
+      <w:lvlJc w:val="left"/>
+      <w:pPr>
+        <w:tabs>
+          <w:tab w:val="num" w:pos="5040"/>
+        </w:tabs>
         <w:ind w:left="5040" w:hanging="360"/>
       </w:pPr>
       <w:rPr>
-        <w:rFonts w:ascii="Symbol" w:hAnsi="Symbol" w:hint="default"/>
-      </w:rPr>
-    </w:lvl>
-    <w:lvl w:ilvl="7" w:tplc="0C000003" w:tentative="1">
-      <w:start w:val="1"/>
-      <w:numFmt w:val="bullet"/>
-      <w:lvlText w:val="o"/>
-      <w:lvlJc w:val="left"/>
-      <w:pPr>
+        <w:rFonts w:ascii="Wingdings" w:hAnsi="Wingdings" w:hint="default"/>
+        <w:sz w:val="20"/>
+      </w:rPr>
+    </w:lvl>
+    <w:lvl w:ilvl="7" w:tentative="1">
+      <w:start w:val="1"/>
+      <w:numFmt w:val="bullet"/>
+      <w:lvlText w:val=""/>
+      <w:lvlJc w:val="left"/>
+      <w:pPr>
+        <w:tabs>
+          <w:tab w:val="num" w:pos="5760"/>
+        </w:tabs>
         <w:ind w:left="5760" w:hanging="360"/>
       </w:pPr>
       <w:rPr>
-        <w:rFonts w:ascii="Courier New" w:hAnsi="Courier New" w:cs="Courier New" w:hint="default"/>
-      </w:rPr>
-    </w:lvl>
-    <w:lvl w:ilvl="8" w:tplc="0C000005" w:tentative="1">
-      <w:start w:val="1"/>
-      <w:numFmt w:val="bullet"/>
-      <w:lvlText w:val=""/>
-      <w:lvlJc w:val="left"/>
-      <w:pPr>
+        <w:rFonts w:ascii="Wingdings" w:hAnsi="Wingdings" w:hint="default"/>
+        <w:sz w:val="20"/>
+      </w:rPr>
+    </w:lvl>
+    <w:lvl w:ilvl="8" w:tentative="1">
+      <w:start w:val="1"/>
+      <w:numFmt w:val="bullet"/>
+      <w:lvlText w:val=""/>
+      <w:lvlJc w:val="left"/>
+      <w:pPr>
+        <w:tabs>
+          <w:tab w:val="num" w:pos="6480"/>
+        </w:tabs>
         <w:ind w:left="6480" w:hanging="360"/>
       </w:pPr>
       <w:rPr>
         <w:rFonts w:ascii="Wingdings" w:hAnsi="Wingdings" w:hint="default"/>
+        <w:sz w:val="20"/>
       </w:rPr>
     </w:lvl>
   </w:abstractNum>
-  <w:num w:numId="1" w16cid:durableId="1718045615">
-    <w:abstractNumId w:val="2"/>
+  <w:num w:numId="1" w16cid:durableId="442842786">
+    <w:abstractNumId w:val="1"/>
   </w:num>
-  <w:num w:numId="2" w16cid:durableId="736787034">
+  <w:num w:numId="2" w16cid:durableId="1654721987">
     <w:abstractNumId w:val="0"/>
   </w:num>
-  <w:num w:numId="3" w16cid:durableId="924996476">
-    <w:abstractNumId w:val="1"/>
+  <w:num w:numId="3" w16cid:durableId="2067600275">
+    <w:abstractNumId w:val="3"/>
+  </w:num>
+  <w:num w:numId="4" w16cid:durableId="982660539">
+    <w:abstractNumId w:val="2"/>
   </w:num>
 </w:numbering>
 </file>
@@ -787,15 +1091,15 @@
       <w:rPr>
         <w:rFonts w:asciiTheme="minorHAnsi" w:eastAsiaTheme="minorHAnsi" w:hAnsiTheme="minorHAnsi" w:cstheme="minorBidi"/>
         <w:kern w:val="2"/>
-        <w:sz w:val="22"/>
-        <w:szCs w:val="22"/>
+        <w:sz w:val="24"/>
+        <w:szCs w:val="24"/>
         <w:lang w:val="en-UG" w:eastAsia="en-US" w:bidi="ar-SA"/>
         <w14:ligatures w14:val="standardContextual"/>
       </w:rPr>
     </w:rPrDefault>
     <w:pPrDefault>
       <w:pPr>
-        <w:spacing w:after="160" w:line="259" w:lineRule="auto"/>
+        <w:spacing w:after="160" w:line="278" w:lineRule="auto"/>
       </w:pPr>
     </w:pPrDefault>
   </w:docDefaults>
@@ -1188,7 +1492,7 @@
     <w:link w:val="Heading1Char"/>
     <w:uiPriority w:val="9"/>
     <w:qFormat/>
-    <w:rsid w:val="000375B8"/>
+    <w:rsid w:val="009D06A9"/>
     <w:pPr>
       <w:keepNext/>
       <w:keepLines/>
@@ -1197,7 +1501,7 @@
     </w:pPr>
     <w:rPr>
       <w:rFonts w:asciiTheme="majorHAnsi" w:eastAsiaTheme="majorEastAsia" w:hAnsiTheme="majorHAnsi" w:cstheme="majorBidi"/>
-      <w:color w:val="2F5496" w:themeColor="accent1" w:themeShade="BF"/>
+      <w:color w:val="0F4761" w:themeColor="accent1" w:themeShade="BF"/>
       <w:sz w:val="40"/>
       <w:szCs w:val="40"/>
     </w:rPr>
@@ -1211,7 +1515,7 @@
     <w:semiHidden/>
     <w:unhideWhenUsed/>
     <w:qFormat/>
-    <w:rsid w:val="000375B8"/>
+    <w:rsid w:val="009D06A9"/>
     <w:pPr>
       <w:keepNext/>
       <w:keepLines/>
@@ -1220,7 +1524,7 @@
     </w:pPr>
     <w:rPr>
       <w:rFonts w:asciiTheme="majorHAnsi" w:eastAsiaTheme="majorEastAsia" w:hAnsiTheme="majorHAnsi" w:cstheme="majorBidi"/>
-      <w:color w:val="2F5496" w:themeColor="accent1" w:themeShade="BF"/>
+      <w:color w:val="0F4761" w:themeColor="accent1" w:themeShade="BF"/>
       <w:sz w:val="32"/>
       <w:szCs w:val="32"/>
     </w:rPr>
@@ -1234,7 +1538,7 @@
     <w:semiHidden/>
     <w:unhideWhenUsed/>
     <w:qFormat/>
-    <w:rsid w:val="000375B8"/>
+    <w:rsid w:val="009D06A9"/>
     <w:pPr>
       <w:keepNext/>
       <w:keepLines/>
@@ -1243,7 +1547,7 @@
     </w:pPr>
     <w:rPr>
       <w:rFonts w:eastAsiaTheme="majorEastAsia" w:cstheme="majorBidi"/>
-      <w:color w:val="2F5496" w:themeColor="accent1" w:themeShade="BF"/>
+      <w:color w:val="0F4761" w:themeColor="accent1" w:themeShade="BF"/>
       <w:sz w:val="28"/>
       <w:szCs w:val="28"/>
     </w:rPr>
@@ -1257,7 +1561,7 @@
     <w:semiHidden/>
     <w:unhideWhenUsed/>
     <w:qFormat/>
-    <w:rsid w:val="000375B8"/>
+    <w:rsid w:val="009D06A9"/>
     <w:pPr>
       <w:keepNext/>
       <w:keepLines/>
@@ -1268,7 +1572,7 @@
       <w:rFonts w:eastAsiaTheme="majorEastAsia" w:cstheme="majorBidi"/>
       <w:i/>
       <w:iCs/>
-      <w:color w:val="2F5496" w:themeColor="accent1" w:themeShade="BF"/>
+      <w:color w:val="0F4761" w:themeColor="accent1" w:themeShade="BF"/>
     </w:rPr>
   </w:style>
   <w:style w:type="paragraph" w:styleId="Heading5">
@@ -1280,7 +1584,7 @@
     <w:semiHidden/>
     <w:unhideWhenUsed/>
     <w:qFormat/>
-    <w:rsid w:val="000375B8"/>
+    <w:rsid w:val="009D06A9"/>
     <w:pPr>
       <w:keepNext/>
       <w:keepLines/>
@@ -1289,7 +1593,7 @@
     </w:pPr>
     <w:rPr>
       <w:rFonts w:eastAsiaTheme="majorEastAsia" w:cstheme="majorBidi"/>
-      <w:color w:val="2F5496" w:themeColor="accent1" w:themeShade="BF"/>
+      <w:color w:val="0F4761" w:themeColor="accent1" w:themeShade="BF"/>
     </w:rPr>
   </w:style>
   <w:style w:type="paragraph" w:styleId="Heading6">
@@ -1301,7 +1605,7 @@
     <w:semiHidden/>
     <w:unhideWhenUsed/>
     <w:qFormat/>
-    <w:rsid w:val="000375B8"/>
+    <w:rsid w:val="009D06A9"/>
     <w:pPr>
       <w:keepNext/>
       <w:keepLines/>
@@ -1324,7 +1628,7 @@
     <w:semiHidden/>
     <w:unhideWhenUsed/>
     <w:qFormat/>
-    <w:rsid w:val="000375B8"/>
+    <w:rsid w:val="009D06A9"/>
     <w:pPr>
       <w:keepNext/>
       <w:keepLines/>
@@ -1345,7 +1649,7 @@
     <w:semiHidden/>
     <w:unhideWhenUsed/>
     <w:qFormat/>
-    <w:rsid w:val="000375B8"/>
+    <w:rsid w:val="009D06A9"/>
     <w:pPr>
       <w:keepNext/>
       <w:keepLines/>
@@ -1368,7 +1672,7 @@
     <w:semiHidden/>
     <w:unhideWhenUsed/>
     <w:qFormat/>
-    <w:rsid w:val="000375B8"/>
+    <w:rsid w:val="009D06A9"/>
     <w:pPr>
       <w:keepNext/>
       <w:keepLines/>
@@ -1383,7 +1687,6 @@
   <w:style w:type="character" w:default="1" w:styleId="DefaultParagraphFont">
     <w:name w:val="Default Paragraph Font"/>
     <w:uiPriority w:val="1"/>
-    <w:semiHidden/>
     <w:unhideWhenUsed/>
   </w:style>
   <w:style w:type="table" w:default="1" w:styleId="TableNormal">
@@ -1412,10 +1715,10 @@
     <w:basedOn w:val="DefaultParagraphFont"/>
     <w:link w:val="Heading1"/>
     <w:uiPriority w:val="9"/>
-    <w:rsid w:val="000375B8"/>
+    <w:rsid w:val="009D06A9"/>
     <w:rPr>
       <w:rFonts w:asciiTheme="majorHAnsi" w:eastAsiaTheme="majorEastAsia" w:hAnsiTheme="majorHAnsi" w:cstheme="majorBidi"/>
-      <w:color w:val="2F5496" w:themeColor="accent1" w:themeShade="BF"/>
+      <w:color w:val="0F4761" w:themeColor="accent1" w:themeShade="BF"/>
       <w:sz w:val="40"/>
       <w:szCs w:val="40"/>
     </w:rPr>
@@ -1426,10 +1729,10 @@
     <w:link w:val="Heading2"/>
     <w:uiPriority w:val="9"/>
     <w:semiHidden/>
-    <w:rsid w:val="000375B8"/>
+    <w:rsid w:val="009D06A9"/>
     <w:rPr>
       <w:rFonts w:asciiTheme="majorHAnsi" w:eastAsiaTheme="majorEastAsia" w:hAnsiTheme="majorHAnsi" w:cstheme="majorBidi"/>
-      <w:color w:val="2F5496" w:themeColor="accent1" w:themeShade="BF"/>
+      <w:color w:val="0F4761" w:themeColor="accent1" w:themeShade="BF"/>
       <w:sz w:val="32"/>
       <w:szCs w:val="32"/>
     </w:rPr>
@@ -1440,10 +1743,10 @@
     <w:link w:val="Heading3"/>
     <w:uiPriority w:val="9"/>
     <w:semiHidden/>
-    <w:rsid w:val="000375B8"/>
+    <w:rsid w:val="009D06A9"/>
     <w:rPr>
       <w:rFonts w:eastAsiaTheme="majorEastAsia" w:cstheme="majorBidi"/>
-      <w:color w:val="2F5496" w:themeColor="accent1" w:themeShade="BF"/>
+      <w:color w:val="0F4761" w:themeColor="accent1" w:themeShade="BF"/>
       <w:sz w:val="28"/>
       <w:szCs w:val="28"/>
     </w:rPr>
@@ -1454,12 +1757,12 @@
     <w:link w:val="Heading4"/>
     <w:uiPriority w:val="9"/>
     <w:semiHidden/>
-    <w:rsid w:val="000375B8"/>
+    <w:rsid w:val="009D06A9"/>
     <w:rPr>
       <w:rFonts w:eastAsiaTheme="majorEastAsia" w:cstheme="majorBidi"/>
       <w:i/>
       <w:iCs/>
-      <w:color w:val="2F5496" w:themeColor="accent1" w:themeShade="BF"/>
+      <w:color w:val="0F4761" w:themeColor="accent1" w:themeShade="BF"/>
     </w:rPr>
   </w:style>
   <w:style w:type="character" w:customStyle="1" w:styleId="Heading5Char">
@@ -1468,10 +1771,10 @@
     <w:link w:val="Heading5"/>
     <w:uiPriority w:val="9"/>
     <w:semiHidden/>
-    <w:rsid w:val="000375B8"/>
+    <w:rsid w:val="009D06A9"/>
     <w:rPr>
       <w:rFonts w:eastAsiaTheme="majorEastAsia" w:cstheme="majorBidi"/>
-      <w:color w:val="2F5496" w:themeColor="accent1" w:themeShade="BF"/>
+      <w:color w:val="0F4761" w:themeColor="accent1" w:themeShade="BF"/>
     </w:rPr>
   </w:style>
   <w:style w:type="character" w:customStyle="1" w:styleId="Heading6Char">
@@ -1480,7 +1783,7 @@
     <w:link w:val="Heading6"/>
     <w:uiPriority w:val="9"/>
     <w:semiHidden/>
-    <w:rsid w:val="000375B8"/>
+    <w:rsid w:val="009D06A9"/>
     <w:rPr>
       <w:rFonts w:eastAsiaTheme="majorEastAsia" w:cstheme="majorBidi"/>
       <w:i/>
@@ -1494,7 +1797,7 @@
     <w:link w:val="Heading7"/>
     <w:uiPriority w:val="9"/>
     <w:semiHidden/>
-    <w:rsid w:val="000375B8"/>
+    <w:rsid w:val="009D06A9"/>
     <w:rPr>
       <w:rFonts w:eastAsiaTheme="majorEastAsia" w:cstheme="majorBidi"/>
       <w:color w:val="595959" w:themeColor="text1" w:themeTint="A6"/>
@@ -1506,7 +1809,7 @@
     <w:link w:val="Heading8"/>
     <w:uiPriority w:val="9"/>
     <w:semiHidden/>
-    <w:rsid w:val="000375B8"/>
+    <w:rsid w:val="009D06A9"/>
     <w:rPr>
       <w:rFonts w:eastAsiaTheme="majorEastAsia" w:cstheme="majorBidi"/>
       <w:i/>
@@ -1520,7 +1823,7 @@
     <w:link w:val="Heading9"/>
     <w:uiPriority w:val="9"/>
     <w:semiHidden/>
-    <w:rsid w:val="000375B8"/>
+    <w:rsid w:val="009D06A9"/>
     <w:rPr>
       <w:rFonts w:eastAsiaTheme="majorEastAsia" w:cstheme="majorBidi"/>
       <w:color w:val="272727" w:themeColor="text1" w:themeTint="D8"/>
@@ -1533,7 +1836,7 @@
     <w:link w:val="TitleChar"/>
     <w:uiPriority w:val="10"/>
     <w:qFormat/>
-    <w:rsid w:val="000375B8"/>
+    <w:rsid w:val="009D06A9"/>
     <w:pPr>
       <w:spacing w:after="80" w:line="240" w:lineRule="auto"/>
       <w:contextualSpacing/>
@@ -1551,7 +1854,7 @@
     <w:basedOn w:val="DefaultParagraphFont"/>
     <w:link w:val="Title"/>
     <w:uiPriority w:val="10"/>
-    <w:rsid w:val="000375B8"/>
+    <w:rsid w:val="009D06A9"/>
     <w:rPr>
       <w:rFonts w:asciiTheme="majorHAnsi" w:eastAsiaTheme="majorEastAsia" w:hAnsiTheme="majorHAnsi" w:cstheme="majorBidi"/>
       <w:spacing w:val="-10"/>
@@ -1567,7 +1870,7 @@
     <w:link w:val="SubtitleChar"/>
     <w:uiPriority w:val="11"/>
     <w:qFormat/>
-    <w:rsid w:val="000375B8"/>
+    <w:rsid w:val="009D06A9"/>
     <w:pPr>
       <w:numPr>
         <w:ilvl w:val="1"/>
@@ -1586,7 +1889,7 @@
     <w:basedOn w:val="DefaultParagraphFont"/>
     <w:link w:val="Subtitle"/>
     <w:uiPriority w:val="11"/>
-    <w:rsid w:val="000375B8"/>
+    <w:rsid w:val="009D06A9"/>
     <w:rPr>
       <w:rFonts w:eastAsiaTheme="majorEastAsia" w:cstheme="majorBidi"/>
       <w:color w:val="595959" w:themeColor="text1" w:themeTint="A6"/>
@@ -1602,7 +1905,7 @@
     <w:link w:val="QuoteChar"/>
     <w:uiPriority w:val="29"/>
     <w:qFormat/>
-    <w:rsid w:val="000375B8"/>
+    <w:rsid w:val="009D06A9"/>
     <w:pPr>
       <w:spacing w:before="160"/>
       <w:jc w:val="center"/>
@@ -1618,7 +1921,7 @@
     <w:basedOn w:val="DefaultParagraphFont"/>
     <w:link w:val="Quote"/>
     <w:uiPriority w:val="29"/>
-    <w:rsid w:val="000375B8"/>
+    <w:rsid w:val="009D06A9"/>
     <w:rPr>
       <w:i/>
       <w:iCs/>
@@ -1630,7 +1933,7 @@
     <w:basedOn w:val="Normal"/>
     <w:uiPriority w:val="34"/>
     <w:qFormat/>
-    <w:rsid w:val="000375B8"/>
+    <w:rsid w:val="009D06A9"/>
     <w:pPr>
       <w:ind w:left="720"/>
       <w:contextualSpacing/>
@@ -1641,11 +1944,11 @@
     <w:basedOn w:val="DefaultParagraphFont"/>
     <w:uiPriority w:val="21"/>
     <w:qFormat/>
-    <w:rsid w:val="000375B8"/>
+    <w:rsid w:val="009D06A9"/>
     <w:rPr>
       <w:i/>
       <w:iCs/>
-      <w:color w:val="2F5496" w:themeColor="accent1" w:themeShade="BF"/>
+      <w:color w:val="0F4761" w:themeColor="accent1" w:themeShade="BF"/>
     </w:rPr>
   </w:style>
   <w:style w:type="paragraph" w:styleId="IntenseQuote">
@@ -1655,11 +1958,11 @@
     <w:link w:val="IntenseQuoteChar"/>
     <w:uiPriority w:val="30"/>
     <w:qFormat/>
-    <w:rsid w:val="000375B8"/>
+    <w:rsid w:val="009D06A9"/>
     <w:pPr>
       <w:pBdr>
-        <w:top w:val="single" w:sz="4" w:space="10" w:color="2F5496" w:themeColor="accent1" w:themeShade="BF"/>
-        <w:bottom w:val="single" w:sz="4" w:space="10" w:color="2F5496" w:themeColor="accent1" w:themeShade="BF"/>
+        <w:top w:val="single" w:sz="4" w:space="10" w:color="0F4761" w:themeColor="accent1" w:themeShade="BF"/>
+        <w:bottom w:val="single" w:sz="4" w:space="10" w:color="0F4761" w:themeColor="accent1" w:themeShade="BF"/>
       </w:pBdr>
       <w:spacing w:before="360" w:after="360"/>
       <w:ind w:left="864" w:right="864"/>
@@ -1668,7 +1971,7 @@
     <w:rPr>
       <w:i/>
       <w:iCs/>
-      <w:color w:val="2F5496" w:themeColor="accent1" w:themeShade="BF"/>
+      <w:color w:val="0F4761" w:themeColor="accent1" w:themeShade="BF"/>
     </w:rPr>
   </w:style>
   <w:style w:type="character" w:customStyle="1" w:styleId="IntenseQuoteChar">
@@ -1676,11 +1979,11 @@
     <w:basedOn w:val="DefaultParagraphFont"/>
     <w:link w:val="IntenseQuote"/>
     <w:uiPriority w:val="30"/>
-    <w:rsid w:val="000375B8"/>
+    <w:rsid w:val="009D06A9"/>
     <w:rPr>
       <w:i/>
       <w:iCs/>
-      <w:color w:val="2F5496" w:themeColor="accent1" w:themeShade="BF"/>
+      <w:color w:val="0F4761" w:themeColor="accent1" w:themeShade="BF"/>
     </w:rPr>
   </w:style>
   <w:style w:type="character" w:styleId="IntenseReference">
@@ -1688,36 +1991,13 @@
     <w:basedOn w:val="DefaultParagraphFont"/>
     <w:uiPriority w:val="32"/>
     <w:qFormat/>
-    <w:rsid w:val="000375B8"/>
+    <w:rsid w:val="009D06A9"/>
     <w:rPr>
       <w:b/>
       <w:bCs/>
       <w:smallCaps/>
-      <w:color w:val="2F5496" w:themeColor="accent1" w:themeShade="BF"/>
+      <w:color w:val="0F4761" w:themeColor="accent1" w:themeShade="BF"/>
       <w:spacing w:val="5"/>
-    </w:rPr>
-  </w:style>
-  <w:style w:type="character" w:styleId="Hyperlink">
-    <w:name w:val="Hyperlink"/>
-    <w:basedOn w:val="DefaultParagraphFont"/>
-    <w:uiPriority w:val="99"/>
-    <w:unhideWhenUsed/>
-    <w:rsid w:val="000375B8"/>
-    <w:rPr>
-      <w:color w:val="0563C1" w:themeColor="hyperlink"/>
-      <w:u w:val="single"/>
-    </w:rPr>
-  </w:style>
-  <w:style w:type="character" w:styleId="UnresolvedMention">
-    <w:name w:val="Unresolved Mention"/>
-    <w:basedOn w:val="DefaultParagraphFont"/>
-    <w:uiPriority w:val="99"/>
-    <w:semiHidden/>
-    <w:unhideWhenUsed/>
-    <w:rsid w:val="000375B8"/>
-    <w:rPr>
-      <w:color w:val="605E5C"/>
-      <w:shd w:val="clear" w:color="auto" w:fill="E1DFDD"/>
     </w:rPr>
   </w:style>
 </w:styles>
@@ -1734,39 +2014,39 @@
         <a:sysClr val="window" lastClr="FFFFFF"/>
       </a:lt1>
       <a:dk2>
-        <a:srgbClr val="44546A"/>
+        <a:srgbClr val="0E2841"/>
       </a:dk2>
       <a:lt2>
-        <a:srgbClr val="E7E6E6"/>
+        <a:srgbClr val="E8E8E8"/>
       </a:lt2>
       <a:accent1>
-        <a:srgbClr val="4472C4"/>
+        <a:srgbClr val="156082"/>
       </a:accent1>
       <a:accent2>
-        <a:srgbClr val="ED7D31"/>
+        <a:srgbClr val="E97132"/>
       </a:accent2>
       <a:accent3>
-        <a:srgbClr val="A5A5A5"/>
+        <a:srgbClr val="196B24"/>
       </a:accent3>
       <a:accent4>
-        <a:srgbClr val="FFC000"/>
+        <a:srgbClr val="0F9ED5"/>
       </a:accent4>
       <a:accent5>
-        <a:srgbClr val="5B9BD5"/>
+        <a:srgbClr val="A02B93"/>
       </a:accent5>
       <a:accent6>
-        <a:srgbClr val="70AD47"/>
+        <a:srgbClr val="4EA72E"/>
       </a:accent6>
       <a:hlink>
-        <a:srgbClr val="0563C1"/>
+        <a:srgbClr val="467886"/>
       </a:hlink>
       <a:folHlink>
-        <a:srgbClr val="954F72"/>
+        <a:srgbClr val="96607D"/>
       </a:folHlink>
     </a:clrScheme>
     <a:fontScheme name="Office">
       <a:majorFont>
-        <a:latin typeface="Calibri Light" panose="020F0302020204030204"/>
+        <a:latin typeface="Aptos Display" panose="02110004020202020204"/>
         <a:ea typeface=""/>
         <a:cs typeface=""/>
         <a:font script="Jpan" typeface="游ゴシック Light"/>
@@ -1818,10 +2098,10 @@
         <a:font script="Tfng" typeface="Ebrima"/>
       </a:majorFont>
       <a:minorFont>
-        <a:latin typeface="Calibri" panose="020F0502020204030204"/>
+        <a:latin typeface="Aptos" panose="02110004020202020204"/>
         <a:ea typeface=""/>
         <a:cs typeface=""/>
-        <a:font script="Jpan" typeface="游ゴシック"/>
+        <a:font script="Jpan" typeface="游明朝"/>
         <a:font script="Hang" typeface="맑은 고딕"/>
         <a:font script="Hans" typeface="等线"/>
         <a:font script="Hant" typeface="新細明體"/>
@@ -2012,7 +2292,7 @@
   <a:extraClrSchemeLst/>
   <a:extLst>
     <a:ext uri="{05A4C25C-085E-4340-85A3-A5531E510DB2}">
-      <thm15:themeFamily xmlns:thm15="http://schemas.microsoft.com/office/thememl/2012/main" name="Office Theme" id="{62F939B6-93AF-4DB8-9C6B-D6C7DFDC589F}" vid="{4A3C46E8-61CC-4603-A589-7422A47A8E4A}"/>
+      <thm15:themeFamily xmlns:thm15="http://schemas.microsoft.com/office/thememl/2012/main" name="Office Theme" id="{2E142A2C-CD16-42D6-873A-C26D2A0506FA}" vid="{1BDDFF52-6CD6-40A5-AB3C-68EB2F1E4D0A}"/>
     </a:ext>
   </a:extLst>
 </a:theme>
